--- a/学习录/第2课_数据类型.docx
+++ b/学习录/第2课_数据类型.docx
@@ -1858,6 +1858,7 @@
       </w:r>
     </w:p>
     <w:sectPr>
+      <w:footerReference w:type="default" r:id="rId9"/>
       <w:pgSz w:w="11906" w:h="16838"/>
       <w:pgMar w:top="1417" w:right="1134" w:bottom="1134" w:left="1134" w:header="720" w:footer="720" w:gutter="0"/>
       <w:cols w:space="720"/>
@@ -1865,6 +1866,26 @@
     </w:sectPr>
   </w:body>
 </w:document>
+</file>
+
+<file path=word/footer1.xml><?xml version="1.0" encoding="utf-8"?>
+<w:ftr xmlns:m="http://schemas.openxmlformats.org/officeDocument/2006/math" xmlns:mc="http://schemas.openxmlformats.org/markup-compatibility/2006" xmlns:mo="http://schemas.microsoft.com/office/mac/office/2008/main" xmlns:mv="urn:schemas-microsoft-com:mac:vml" xmlns:o="urn:schemas-microsoft-com:office:office" xmlns:r="http://schemas.openxmlformats.org/officeDocument/2006/relationships" xmlns:v="urn:schemas-microsoft-com:vml" xmlns:w10="urn:schemas-microsoft-com:office:word" xmlns:w14="http://schemas.microsoft.com/office/word/2010/wordml" xmlns:w="http://schemas.openxmlformats.org/wordprocessingml/2006/main" xmlns:wne="http://schemas.microsoft.com/office/word/2006/wordml" xmlns:wp14="http://schemas.microsoft.com/office/word/2010/wordprocessingDrawing" xmlns:wp="http://schemas.openxmlformats.org/drawingml/2006/wordprocessingDrawing" xmlns:wpc="http://schemas.microsoft.com/office/word/2010/wordprocessingCanvas" xmlns:wpg="http://schemas.microsoft.com/office/word/2010/wordprocessingGroup" xmlns:wpi="http://schemas.microsoft.com/office/word/2010/wordprocessingInk" xmlns:wps="http://schemas.microsoft.com/office/word/2010/wordprocessingShape" mc:Ignorable="w14 wp14">
+  <w:p>
+    <w:pPr>
+      <w:pStyle w:val="Footer"/>
+      <w:jc w:val="right"/>
+    </w:pPr>
+    <w:r>
+      <w:rPr>
+        <w:rFonts w:ascii="Microsoft YaHei" w:hAnsi="Microsoft YaHei"/>
+        <w:i/>
+        <w:color w:val="D0D0D0"/>
+        <w:sz w:val="16"/>
+      </w:rPr>
+      <w:t>by Kerlaier</w:t>
+    </w:r>
+  </w:p>
+</w:ftr>
 </file>
 
 <file path=word/numbering.xml><?xml version="1.0" encoding="utf-8"?>

--- a/学习录/第2课_数据类型.docx
+++ b/学习录/第2课_数据类型.docx
@@ -1395,16 +1395,6 @@
       </w:r>
     </w:p>
     <w:p>
-      <w:r>
-        <w:rPr>
-          <w:i/>
-          <w:color w:val="7F8C8D"/>
-          <w:sz w:val="18"/>
-        </w:rPr>
-        <w:t>💡 提示：面积 = 3.14 * r ** 2，假设半径 r = 5</w:t>
-      </w:r>
-    </w:p>
-    <w:p>
       <w:pPr>
         <w:spacing w:before="0" w:after="0"/>
         <w:ind w:left="567"/>
@@ -1416,7 +1406,7 @@
           <w:color w:val="27AE60"/>
           <w:sz w:val="19"/>
         </w:rPr>
-        <w:t xml:space="preserve">  pi = 3.14</w:t>
+        <w:t xml:space="preserve">  pi= 3.14</w:t>
       </w:r>
     </w:p>
     <w:p>
@@ -1446,7 +1436,7 @@
           <w:color w:val="27AE60"/>
           <w:sz w:val="19"/>
         </w:rPr>
-        <w:t xml:space="preserve">  area = pi * r ** 2</w:t>
+        <w:t xml:space="preserve">  area = pi * r **2</w:t>
       </w:r>
     </w:p>
     <w:p>
@@ -1473,17 +1463,7 @@
           <w:color w:val="2B5C8A"/>
           <w:sz w:val="22"/>
         </w:rPr>
-        <w:t>作业二：把字符串 "apple,banana,grape" 按逗号分割成列表</w:t>
-      </w:r>
-    </w:p>
-    <w:p>
-      <w:r>
-        <w:rPr>
-          <w:i/>
-          <w:color w:val="7F8C8D"/>
-          <w:sz w:val="18"/>
-        </w:rPr>
-        <w:t>💡 提示：使用 .split(",") 方法</w:t>
+        <w:t>作业二：把字符串按逗号分割</w:t>
       </w:r>
     </w:p>
     <w:p>
@@ -1544,16 +1524,6 @@
       </w:r>
     </w:p>
     <w:p>
-      <w:r>
-        <w:rPr>
-          <w:i/>
-          <w:color w:val="7F8C8D"/>
-          <w:sz w:val="18"/>
-        </w:rPr>
-        <w:t>💡 提示：用 % 取余运算，能被2整除就是偶数</w:t>
-      </w:r>
-    </w:p>
-    <w:p>
       <w:pPr>
         <w:spacing w:before="0" w:after="0"/>
         <w:ind w:left="567"/>
@@ -1580,7 +1550,7 @@
           <w:color w:val="27AE60"/>
           <w:sz w:val="19"/>
         </w:rPr>
-        <w:t xml:space="preserve">  if num % 2 == 0:</w:t>
+        <w:t xml:space="preserve">  if num%2 == 0:</w:t>
       </w:r>
     </w:p>
     <w:p>
@@ -1637,17 +1607,7 @@
           <w:color w:val="2B5C8A"/>
           <w:sz w:val="22"/>
         </w:rPr>
-        <w:t>作业四：把你的名字 "Kerlaier" 反转输出</w:t>
-      </w:r>
-    </w:p>
-    <w:p>
-      <w:r>
-        <w:rPr>
-          <w:i/>
-          <w:color w:val="7F8C8D"/>
-          <w:sz w:val="18"/>
-        </w:rPr>
-        <w:t>💡 提示：用切片 [::-1] 可以反转字符串</w:t>
+        <w:t>作业四：把你的名字反转输出</w:t>
       </w:r>
     </w:p>
     <w:p>
@@ -1677,7 +1637,7 @@
           <w:color w:val="27AE60"/>
           <w:sz w:val="19"/>
         </w:rPr>
-        <w:t xml:space="preserve">  reverse_name = name[::-1]</w:t>
+        <w:t xml:space="preserve">  resverse_name = name[::-1]</w:t>
       </w:r>
     </w:p>
     <w:p>
@@ -1692,7 +1652,7 @@
           <w:color w:val="27AE60"/>
           <w:sz w:val="19"/>
         </w:rPr>
-        <w:t xml:space="preserve">  print(f"反转后是：{reverse_name}")</w:t>
+        <w:t xml:space="preserve">  print(f"反转后是：{resverse_name}")</w:t>
       </w:r>
     </w:p>
     <w:p/>
@@ -1705,16 +1665,6 @@
           <w:sz w:val="22"/>
         </w:rPr>
         <w:t>作业五：判断 2024 是否是闰年</w:t>
-      </w:r>
-    </w:p>
-    <w:p>
-      <w:r>
-        <w:rPr>
-          <w:i/>
-          <w:color w:val="7F8C8D"/>
-          <w:sz w:val="18"/>
-        </w:rPr>
-        <w:t>💡 提示：能被4整除但不能被100整除，或者能被400整除</w:t>
       </w:r>
     </w:p>
     <w:p>
@@ -1744,7 +1694,7 @@
           <w:color w:val="27AE60"/>
           <w:sz w:val="19"/>
         </w:rPr>
-        <w:t xml:space="preserve">  if (year % 4 == 0 and year % 100 != 0) or (year % 400 == 0):</w:t>
+        <w:t xml:space="preserve">  if(year % 4 == 0 and year % 100 !=0) or (year % 400 ==0):</w:t>
       </w:r>
     </w:p>
     <w:p>
